--- a/manuscript/dvm.title.page.docx
+++ b/manuscript/dvm.title.page.docx
@@ -11,6 +11,7 @@
           <w:szCs w:val="24"/>
         </w:rPr>
       </w:pPr>
+      <w:bookmarkStart w:id="0" w:name="_Hlk216175842"/>
       <w:r>
         <w:rPr>
           <w:rFonts w:ascii="Times New Roman" w:hAnsi="Times New Roman" w:cs="Times New Roman"/>
@@ -80,15 +81,7 @@
           <w:sz w:val="24"/>
           <w:szCs w:val="24"/>
         </w:rPr>
-        <w:t>*</w:t>
-      </w:r>
-      <w:r>
-        <w:rPr>
-          <w:rFonts w:ascii="Times New Roman" w:hAnsi="Times New Roman" w:cs="Times New Roman"/>
-          <w:sz w:val="24"/>
-          <w:szCs w:val="24"/>
-        </w:rPr>
-        <w:t>, Joel Ruprecht</w:t>
+        <w:t>*, Joel Ruprecht</w:t>
       </w:r>
       <w:r>
         <w:rPr>
@@ -259,22 +252,6 @@
           <w:szCs w:val="24"/>
         </w:rPr>
         <w:t>Environmental Protection Agency</w:t>
-      </w:r>
-      <w:r>
-        <w:rPr>
-          <w:rFonts w:ascii="Times New Roman" w:hAnsi="Times New Roman" w:cs="Times New Roman"/>
-          <w:sz w:val="24"/>
-          <w:szCs w:val="24"/>
-        </w:rPr>
-        <w:t>,</w:t>
-      </w:r>
-      <w:r>
-        <w:rPr>
-          <w:rFonts w:ascii="Times New Roman" w:hAnsi="Times New Roman" w:cs="Times New Roman"/>
-          <w:sz w:val="24"/>
-          <w:szCs w:val="24"/>
-        </w:rPr>
-        <w:t xml:space="preserve"> Western Ecology Division</w:t>
       </w:r>
       <w:r>
         <w:rPr>
@@ -507,6 +484,26 @@
         </w:rPr>
         <w:t>Oregon State University Animal Care and Use Protocol #5050.</w:t>
       </w:r>
+      <w:r>
+        <w:rPr>
+          <w:rFonts w:ascii="Times New Roman" w:hAnsi="Times New Roman" w:cs="Times New Roman"/>
+          <w:color w:val="1C1D1E"/>
+          <w:sz w:val="24"/>
+          <w:szCs w:val="24"/>
+          <w:shd w:val="clear" w:color="auto" w:fill="FFFFFF"/>
+        </w:rPr>
+        <w:t xml:space="preserve"> </w:t>
+      </w:r>
+      <w:r>
+        <w:rPr>
+          <w:rFonts w:ascii="Times New Roman" w:hAnsi="Times New Roman" w:cs="Times New Roman"/>
+          <w:color w:val="1C1D1E"/>
+          <w:sz w:val="24"/>
+          <w:szCs w:val="24"/>
+          <w:shd w:val="clear" w:color="auto" w:fill="FFFFFF"/>
+        </w:rPr>
+        <w:t>The views expressed in this article are those of the author(s) and do not necessarily represent the views or policies of the U.S. Environmental Protection Agency.</w:t>
+      </w:r>
     </w:p>
     <w:p>
       <w:pPr>
@@ -809,6 +806,7 @@
         <w:t>https://github.com/barrehan</w:t>
       </w:r>
     </w:p>
+    <w:bookmarkEnd w:id="0"/>
     <w:p>
       <w:pPr>
         <w:rPr>
@@ -1436,6 +1434,7 @@
   <w:style w:type="character" w:default="1" w:styleId="DefaultParagraphFont">
     <w:name w:val="Default Paragraph Font"/>
     <w:uiPriority w:val="1"/>
+    <w:semiHidden/>
     <w:unhideWhenUsed/>
   </w:style>
   <w:style w:type="table" w:default="1" w:styleId="TableNormal">
@@ -1770,6 +1769,20 @@
     <w:rPr>
       <w:color w:val="605E5C"/>
       <w:shd w:val="clear" w:color="auto" w:fill="E1DFDD"/>
+    </w:rPr>
+  </w:style>
+  <w:style w:type="paragraph" w:styleId="Revision">
+    <w:name w:val="Revision"/>
+    <w:hidden/>
+    <w:uiPriority w:val="99"/>
+    <w:semiHidden/>
+    <w:rsid w:val="009D5C5F"/>
+    <w:pPr>
+      <w:spacing w:after="0" w:line="240" w:lineRule="auto"/>
+    </w:pPr>
+    <w:rPr>
+      <w:kern w:val="0"/>
+      <w14:ligatures w14:val="none"/>
     </w:rPr>
   </w:style>
 </w:styles>

--- a/manuscript/dvm.title.page.docx
+++ b/manuscript/dvm.title.page.docx
@@ -1,6 +1,6 @@
 
 <file path=word/document.xml><?xml version="1.0" encoding="utf-8"?>
-<w:document xmlns:wpc="http://schemas.microsoft.com/office/word/2010/wordprocessingCanvas" xmlns:cx="http://schemas.microsoft.com/office/drawing/2014/chartex" xmlns:cx1="http://schemas.microsoft.com/office/drawing/2015/9/8/chartex" xmlns:cx2="http://schemas.microsoft.com/office/drawing/2015/10/21/chartex" xmlns:cx3="http://schemas.microsoft.com/office/drawing/2016/5/9/chartex" xmlns:cx4="http://schemas.microsoft.com/office/drawing/2016/5/10/chartex" xmlns:cx5="http://schemas.microsoft.com/office/drawing/2016/5/11/chartex" xmlns:cx6="http://schemas.microsoft.com/office/drawing/2016/5/12/chartex" xmlns:cx7="http://schemas.microsoft.com/office/drawing/2016/5/13/chartex" xmlns:cx8="http://schemas.microsoft.com/office/drawing/2016/5/14/chartex" xmlns:mc="http://schemas.openxmlformats.org/markup-compatibility/2006" xmlns:aink="http://schemas.microsoft.com/office/drawing/2016/ink" xmlns:am3d="http://schemas.microsoft.com/office/drawing/2017/model3d" xmlns:o="urn:schemas-microsoft-com:office:office" xmlns:oel="http://schemas.microsoft.com/office/2019/extlst" xmlns:r="http://schemas.openxmlformats.org/officeDocument/2006/relationships" xmlns:m="http://schemas.openxmlformats.org/officeDocument/2006/math" xmlns:v="urn:schemas-microsoft-com:vml" xmlns:wp14="http://schemas.microsoft.com/office/word/2010/wordprocessingDrawing" xmlns:wp="http://schemas.openxmlformats.org/drawingml/2006/wordprocessingDrawing" xmlns:w10="urn:schemas-microsoft-com:office:word" xmlns:w="http://schemas.openxmlformats.org/wordprocessingml/2006/main" xmlns:w14="http://schemas.microsoft.com/office/word/2010/wordml" xmlns:w15="http://schemas.microsoft.com/office/word/2012/wordml" xmlns:w16cex="http://schemas.microsoft.com/office/word/2018/wordml/cex" xmlns:w16cid="http://schemas.microsoft.com/office/word/2016/wordml/cid" xmlns:w16="http://schemas.microsoft.com/office/word/2018/wordml" xmlns:w16du="http://schemas.microsoft.com/office/word/2023/wordml/word16du" xmlns:w16sdtdh="http://schemas.microsoft.com/office/word/2020/wordml/sdtdatahash" xmlns:w16sdtfl="http://schemas.microsoft.com/office/word/2024/wordml/sdtformatlock" xmlns:w16se="http://schemas.microsoft.com/office/word/2015/wordml/symex" xmlns:wpg="http://schemas.microsoft.com/office/word/2010/wordprocessingGroup" xmlns:wpi="http://schemas.microsoft.com/office/word/2010/wordprocessingInk" xmlns:wne="http://schemas.microsoft.com/office/word/2006/wordml" xmlns:wps="http://schemas.microsoft.com/office/word/2010/wordprocessingShape" mc:Ignorable="w14 w15 w16se w16cid w16 w16cex w16sdtdh w16sdtfl w16du wp14">
+<w:document xmlns:wpc="http://schemas.microsoft.com/office/word/2010/wordprocessingCanvas" xmlns:cx="http://schemas.microsoft.com/office/drawing/2014/chartex" xmlns:cx1="http://schemas.microsoft.com/office/drawing/2015/9/8/chartex" xmlns:cx2="http://schemas.microsoft.com/office/drawing/2015/10/21/chartex" xmlns:cx3="http://schemas.microsoft.com/office/drawing/2016/5/9/chartex" xmlns:cx4="http://schemas.microsoft.com/office/drawing/2016/5/10/chartex" xmlns:cx5="http://schemas.microsoft.com/office/drawing/2016/5/11/chartex" xmlns:cx6="http://schemas.microsoft.com/office/drawing/2016/5/12/chartex" xmlns:cx7="http://schemas.microsoft.com/office/drawing/2016/5/13/chartex" xmlns:cx8="http://schemas.microsoft.com/office/drawing/2016/5/14/chartex" xmlns:mc="http://schemas.openxmlformats.org/markup-compatibility/2006" xmlns:m="http://schemas.openxmlformats.org/officeDocument/2006/math" xmlns:aink="http://schemas.microsoft.com/office/drawing/2016/ink" xmlns:am3d="http://schemas.microsoft.com/office/drawing/2017/model3d" xmlns:oel="http://schemas.microsoft.com/office/2019/extlst" xmlns:r="http://schemas.openxmlformats.org/officeDocument/2006/relationships" xmlns:wp14="http://schemas.microsoft.com/office/word/2010/wordprocessingDrawing" xmlns:wp="http://schemas.openxmlformats.org/drawingml/2006/wordprocessingDrawing" xmlns:wpg="http://schemas.microsoft.com/office/word/2010/wordprocessingGroup" xmlns:wpi="http://schemas.microsoft.com/office/word/2010/wordprocessingInk" xmlns:wps="http://schemas.microsoft.com/office/word/2010/wordprocessingShape" xmlns:o="urn:schemas-microsoft-com:office:office" xmlns:v="urn:schemas-microsoft-com:vml" xmlns:w10="urn:schemas-microsoft-com:office:word" xmlns:w="http://schemas.openxmlformats.org/wordprocessingml/2006/main" xmlns:w14="http://schemas.microsoft.com/office/word/2010/wordml" xmlns:w15="http://schemas.microsoft.com/office/word/2012/wordml" xmlns:w16cex="http://schemas.microsoft.com/office/word/2018/wordml/cex" xmlns:w16cid="http://schemas.microsoft.com/office/word/2016/wordml/cid" xmlns:w16="http://schemas.microsoft.com/office/word/2018/wordml" xmlns:w16sdtdh="http://schemas.microsoft.com/office/word/2020/wordml/sdtdatahash" xmlns:w16sdtfl="http://schemas.microsoft.com/office/word/2024/wordml/sdtformatlock" xmlns:w16se="http://schemas.microsoft.com/office/word/2015/wordml/symex" xmlns:w16du="http://schemas.microsoft.com/office/word/2023/wordml/word16du" xmlns:wne="http://schemas.microsoft.com/office/word/2006/wordml" mc:Ignorable="w14 w15 w16se w16cid w16 w16cex w16sdtdh w16sdtfl w16du wp14">
   <w:body>
     <w:p>
       <w:pPr>
@@ -795,26 +795,59 @@
           <w:sz w:val="24"/>
           <w:szCs w:val="24"/>
         </w:rPr>
-        <w:t xml:space="preserve">Data available from the GitHub digital repository; </w:t>
-      </w:r>
-      <w:r>
-        <w:rPr>
-          <w:rFonts w:ascii="Times New Roman" w:hAnsi="Times New Roman" w:cs="Times New Roman"/>
-          <w:sz w:val="24"/>
-          <w:szCs w:val="24"/>
-        </w:rPr>
-        <w:t>https://github.com/barrehan</w:t>
-      </w:r>
-    </w:p>
-    <w:bookmarkEnd w:id="0"/>
-    <w:p>
-      <w:pPr>
-        <w:rPr>
-          <w:rFonts w:ascii="Times New Roman" w:hAnsi="Times New Roman" w:cs="Times New Roman"/>
-          <w:sz w:val="24"/>
-          <w:szCs w:val="24"/>
-        </w:rPr>
-      </w:pPr>
+        <w:t>Data and code associated with this study are publicly available via GitHub (https://github.com/barrehan</w:t>
+      </w:r>
+      <w:r>
+        <w:rPr>
+          <w:rFonts w:ascii="Times New Roman" w:hAnsi="Times New Roman" w:cs="Times New Roman"/>
+          <w:sz w:val="24"/>
+          <w:szCs w:val="24"/>
+        </w:rPr>
+        <w:t>/cutthroat-habitat-selection-dvm</w:t>
+      </w:r>
+      <w:r>
+        <w:rPr>
+          <w:rFonts w:ascii="Times New Roman" w:hAnsi="Times New Roman" w:cs="Times New Roman"/>
+          <w:sz w:val="24"/>
+          <w:szCs w:val="24"/>
+        </w:rPr>
+        <w:t xml:space="preserve">) and </w:t>
+      </w:r>
+      <w:proofErr w:type="spellStart"/>
+      <w:r>
+        <w:rPr>
+          <w:rFonts w:ascii="Times New Roman" w:hAnsi="Times New Roman" w:cs="Times New Roman"/>
+          <w:sz w:val="24"/>
+          <w:szCs w:val="24"/>
+        </w:rPr>
+        <w:t>Zenodo</w:t>
+      </w:r>
+      <w:proofErr w:type="spellEnd"/>
+      <w:r>
+        <w:rPr>
+          <w:rFonts w:ascii="Times New Roman" w:hAnsi="Times New Roman" w:cs="Times New Roman"/>
+          <w:sz w:val="24"/>
+          <w:szCs w:val="24"/>
+        </w:rPr>
+        <w:t xml:space="preserve"> (DOI: </w:t>
+      </w:r>
+      <w:r>
+        <w:rPr>
+          <w:rFonts w:ascii="Times New Roman" w:hAnsi="Times New Roman" w:cs="Times New Roman"/>
+          <w:sz w:val="24"/>
+          <w:szCs w:val="24"/>
+        </w:rPr>
+        <w:t>https://doi.org/10.5281/zenodo.22879572</w:t>
+      </w:r>
+      <w:bookmarkEnd w:id="0"/>
+      <w:r>
+        <w:rPr>
+          <w:rFonts w:ascii="Times New Roman" w:hAnsi="Times New Roman" w:cs="Times New Roman"/>
+          <w:sz w:val="24"/>
+          <w:szCs w:val="24"/>
+        </w:rPr>
+        <w:t>).</w:t>
+      </w:r>
     </w:p>
     <w:sectPr>
       <w:pgSz w:w="12240" w:h="15840"/>
@@ -827,7 +860,7 @@
 </file>
 
 <file path=word/styles.xml><?xml version="1.0" encoding="utf-8"?>
-<w:styles xmlns:mc="http://schemas.openxmlformats.org/markup-compatibility/2006" xmlns:r="http://schemas.openxmlformats.org/officeDocument/2006/relationships" xmlns:w="http://schemas.openxmlformats.org/wordprocessingml/2006/main" xmlns:w14="http://schemas.microsoft.com/office/word/2010/wordml" xmlns:w15="http://schemas.microsoft.com/office/word/2012/wordml" xmlns:w16cex="http://schemas.microsoft.com/office/word/2018/wordml/cex" xmlns:w16cid="http://schemas.microsoft.com/office/word/2016/wordml/cid" xmlns:w16="http://schemas.microsoft.com/office/word/2018/wordml" xmlns:w16du="http://schemas.microsoft.com/office/word/2023/wordml/word16du" xmlns:w16sdtdh="http://schemas.microsoft.com/office/word/2020/wordml/sdtdatahash" xmlns:w16sdtfl="http://schemas.microsoft.com/office/word/2024/wordml/sdtformatlock" xmlns:w16se="http://schemas.microsoft.com/office/word/2015/wordml/symex" mc:Ignorable="w14 w15 w16se w16cid w16 w16cex w16sdtdh w16sdtfl w16du">
+<w:styles xmlns:mc="http://schemas.openxmlformats.org/markup-compatibility/2006" xmlns:r="http://schemas.openxmlformats.org/officeDocument/2006/relationships" xmlns:w="http://schemas.openxmlformats.org/wordprocessingml/2006/main" xmlns:w14="http://schemas.microsoft.com/office/word/2010/wordml" xmlns:w15="http://schemas.microsoft.com/office/word/2012/wordml" xmlns:w16cex="http://schemas.microsoft.com/office/word/2018/wordml/cex" xmlns:w16cid="http://schemas.microsoft.com/office/word/2016/wordml/cid" xmlns:w16="http://schemas.microsoft.com/office/word/2018/wordml" xmlns:w16sdtdh="http://schemas.microsoft.com/office/word/2020/wordml/sdtdatahash" xmlns:w16sdtfl="http://schemas.microsoft.com/office/word/2024/wordml/sdtformatlock" xmlns:w16se="http://schemas.microsoft.com/office/word/2015/wordml/symex" xmlns:w16du="http://schemas.microsoft.com/office/word/2023/wordml/word16du" mc:Ignorable="w14 w15 w16se w16cid w16 w16cex w16sdtdh w16sdtfl w16du">
   <w:docDefaults>
     <w:rPrDefault>
       <w:rPr>
@@ -1785,6 +1818,18 @@
       <w14:ligatures w14:val="none"/>
     </w:rPr>
   </w:style>
+  <w:style w:type="character" w:styleId="FollowedHyperlink">
+    <w:name w:val="FollowedHyperlink"/>
+    <w:basedOn w:val="DefaultParagraphFont"/>
+    <w:uiPriority w:val="99"/>
+    <w:semiHidden/>
+    <w:unhideWhenUsed/>
+    <w:rsid w:val="000767A0"/>
+    <w:rPr>
+      <w:color w:val="96607D" w:themeColor="followedHyperlink"/>
+      <w:u w:val="single"/>
+    </w:rPr>
+  </w:style>
 </w:styles>
 </file>
 
